--- a/Designs.docx
+++ b/Designs.docx
@@ -1,6 +1,6 @@
 
 <file path=word/document.xml><?xml version="1.0" encoding="utf-8"?>
-<w:document xmlns:wpc="http://schemas.microsoft.com/office/word/2010/wordprocessingCanvas" xmlns:cx="http://schemas.microsoft.com/office/drawing/2014/chartex" xmlns:cx1="http://schemas.microsoft.com/office/drawing/2015/9/8/chartex" xmlns:cx2="http://schemas.microsoft.com/office/drawing/2015/10/21/chartex" xmlns:cx3="http://schemas.microsoft.com/office/drawing/2016/5/9/chartex" xmlns:cx4="http://schemas.microsoft.com/office/drawing/2016/5/10/chartex" xmlns:cx5="http://schemas.microsoft.com/office/drawing/2016/5/11/chartex" xmlns:cx6="http://schemas.microsoft.com/office/drawing/2016/5/12/chartex" xmlns:cx7="http://schemas.microsoft.com/office/drawing/2016/5/13/chartex" xmlns:cx8="http://schemas.microsoft.com/office/drawing/2016/5/14/chartex" xmlns:mc="http://schemas.openxmlformats.org/markup-compatibility/2006" xmlns:aink="http://schemas.microsoft.com/office/drawing/2016/ink" xmlns:am3d="http://schemas.microsoft.com/office/drawing/2017/model3d" xmlns:o="urn:schemas-microsoft-com:office:office" xmlns:r="http://schemas.openxmlformats.org/officeDocument/2006/relationships" xmlns:m="http://schemas.openxmlformats.org/officeDocument/2006/math" xmlns:v="urn:schemas-microsoft-com:vml" xmlns:wp14="http://schemas.microsoft.com/office/word/2010/wordprocessingDrawing" xmlns:wp="http://schemas.openxmlformats.org/drawingml/2006/wordprocessingDrawing" xmlns:w10="urn:schemas-microsoft-com:office:word" xmlns:w="http://schemas.openxmlformats.org/wordprocessingml/2006/main" xmlns:w14="http://schemas.microsoft.com/office/word/2010/wordml" xmlns:w15="http://schemas.microsoft.com/office/word/2012/wordml" xmlns:w16cex="http://schemas.microsoft.com/office/word/2018/wordml/cex" xmlns:w16cid="http://schemas.microsoft.com/office/word/2016/wordml/cid" xmlns:w16="http://schemas.microsoft.com/office/word/2018/wordml" xmlns:w16sdtdh="http://schemas.microsoft.com/office/word/2020/wordml/sdtdatahash" xmlns:w16se="http://schemas.microsoft.com/office/word/2015/wordml/symex" xmlns:wpg="http://schemas.microsoft.com/office/word/2010/wordprocessingGroup" xmlns:wpi="http://schemas.microsoft.com/office/word/2010/wordprocessingInk" xmlns:wne="http://schemas.microsoft.com/office/word/2006/wordml" xmlns:wps="http://schemas.microsoft.com/office/word/2010/wordprocessingShape" mc:Ignorable="w14 w15 w16se w16cid w16 w16cex w16sdtdh wp14">
+<w:document xmlns:wpc="http://schemas.microsoft.com/office/word/2010/wordprocessingCanvas" xmlns:cx="http://schemas.microsoft.com/office/drawing/2014/chartex" xmlns:cx1="http://schemas.microsoft.com/office/drawing/2015/9/8/chartex" xmlns:cx2="http://schemas.microsoft.com/office/drawing/2015/10/21/chartex" xmlns:cx3="http://schemas.microsoft.com/office/drawing/2016/5/9/chartex" xmlns:cx4="http://schemas.microsoft.com/office/drawing/2016/5/10/chartex" xmlns:cx5="http://schemas.microsoft.com/office/drawing/2016/5/11/chartex" xmlns:cx6="http://schemas.microsoft.com/office/drawing/2016/5/12/chartex" xmlns:cx7="http://schemas.microsoft.com/office/drawing/2016/5/13/chartex" xmlns:cx8="http://schemas.microsoft.com/office/drawing/2016/5/14/chartex" xmlns:mc="http://schemas.openxmlformats.org/markup-compatibility/2006" xmlns:aink="http://schemas.microsoft.com/office/drawing/2016/ink" xmlns:am3d="http://schemas.microsoft.com/office/drawing/2017/model3d" xmlns:o="urn:schemas-microsoft-com:office:office" xmlns:oel="http://schemas.microsoft.com/office/2019/extlst" xmlns:r="http://schemas.openxmlformats.org/officeDocument/2006/relationships" xmlns:m="http://schemas.openxmlformats.org/officeDocument/2006/math" xmlns:v="urn:schemas-microsoft-com:vml" xmlns:wp14="http://schemas.microsoft.com/office/word/2010/wordprocessingDrawing" xmlns:wp="http://schemas.openxmlformats.org/drawingml/2006/wordprocessingDrawing" xmlns:w10="urn:schemas-microsoft-com:office:word" xmlns:w="http://schemas.openxmlformats.org/wordprocessingml/2006/main" xmlns:w14="http://schemas.microsoft.com/office/word/2010/wordml" xmlns:w15="http://schemas.microsoft.com/office/word/2012/wordml" xmlns:w16cex="http://schemas.microsoft.com/office/word/2018/wordml/cex" xmlns:w16cid="http://schemas.microsoft.com/office/word/2016/wordml/cid" xmlns:w16="http://schemas.microsoft.com/office/word/2018/wordml" xmlns:w16du="http://schemas.microsoft.com/office/word/2023/wordml/word16du" xmlns:w16sdtdh="http://schemas.microsoft.com/office/word/2020/wordml/sdtdatahash" xmlns:w16sdtfl="http://schemas.microsoft.com/office/word/2024/wordml/sdtformatlock" xmlns:w16se="http://schemas.microsoft.com/office/word/2015/wordml/symex" xmlns:wpg="http://schemas.microsoft.com/office/word/2010/wordprocessingGroup" xmlns:wpi="http://schemas.microsoft.com/office/word/2010/wordprocessingInk" xmlns:wne="http://schemas.microsoft.com/office/word/2006/wordml" xmlns:wps="http://schemas.microsoft.com/office/word/2010/wordprocessingShape" mc:Ignorable="w14 w15 w16se w16cid w16 w16cex w16sdtdh w16sdtfl w16du wp14">
   <w:body>
     <w:sdt>
       <w:sdtPr>
@@ -102,7 +102,6 @@
             <w:dataBinding w:prefixMappings="xmlns:ns0='http://purl.org/dc/elements/1.1/' xmlns:ns1='http://schemas.openxmlformats.org/package/2006/metadata/core-properties' " w:xpath="/ns1:coreProperties[1]/ns0:subject[1]" w:storeItemID="{6C3C8BC8-F283-45AE-878A-BAB7291924A1}"/>
             <w:text/>
           </w:sdtPr>
-          <w:sdtEndPr/>
           <w:sdtContent>
             <w:p>
               <w:pPr>
@@ -218,7 +217,6 @@
                                     <w:calendar w:val="gregorian"/>
                                   </w:date>
                                 </w:sdtPr>
-                                <w:sdtEndPr/>
                                 <w:sdtContent>
                                   <w:p>
                                     <w:pPr>
@@ -265,7 +263,6 @@
                                     <w:dataBinding w:prefixMappings="xmlns:ns0='http://schemas.openxmlformats.org/officeDocument/2006/extended-properties' " w:xpath="/ns0:Properties[1]/ns0:Company[1]" w:storeItemID="{6668398D-A668-4E3E-A5EB-62B293D839F1}"/>
                                     <w:text/>
                                   </w:sdtPr>
-                                  <w:sdtEndPr/>
                                   <w:sdtContent>
                                     <w:r>
                                       <w:rPr>
@@ -297,7 +294,6 @@
                                     <w:dataBinding w:prefixMappings="xmlns:ns0='http://schemas.microsoft.com/office/2006/coverPageProps' " w:xpath="/ns0:CoverPageProperties[1]/ns0:CompanyAddress[1]" w:storeItemID="{55AF091B-3C7A-41E3-B477-F2FDAA23CFDA}"/>
                                     <w:text/>
                                   </w:sdtPr>
-                                  <w:sdtEndPr/>
                                   <w:sdtContent>
                                     <w:r>
                                       <w:rPr>
@@ -1301,9 +1297,58 @@
       </w:pPr>
       <w:bookmarkStart w:id="2" w:name="_Toc224300089"/>
       <w:r>
+        <w:lastRenderedPageBreak/>
         <w:t>Database Design</w:t>
       </w:r>
       <w:bookmarkEnd w:id="2"/>
+    </w:p>
+    <w:p>
+      <w:r>
+        <w:rPr>
+          <w:noProof/>
+        </w:rPr>
+        <w:drawing>
+          <wp:inline distT="0" distB="0" distL="0" distR="0" wp14:anchorId="2CA28EE6" wp14:editId="05D5AD68">
+            <wp:extent cx="5731510" cy="6026150"/>
+            <wp:effectExtent l="0" t="0" r="2540" b="0"/>
+            <wp:docPr id="1607598271" name="Picture 2"/>
+            <wp:cNvGraphicFramePr>
+              <a:graphicFrameLocks xmlns:a="http://schemas.openxmlformats.org/drawingml/2006/main" noChangeAspect="1"/>
+            </wp:cNvGraphicFramePr>
+            <a:graphic xmlns:a="http://schemas.openxmlformats.org/drawingml/2006/main">
+              <a:graphicData uri="http://schemas.openxmlformats.org/drawingml/2006/picture">
+                <pic:pic xmlns:pic="http://schemas.openxmlformats.org/drawingml/2006/picture">
+                  <pic:nvPicPr>
+                    <pic:cNvPr id="1607598271" name="Picture 1607598271"/>
+                    <pic:cNvPicPr/>
+                  </pic:nvPicPr>
+                  <pic:blipFill>
+                    <a:blip r:embed="rId5">
+                      <a:extLst>
+                        <a:ext uri="{28A0092B-C50C-407E-A947-70E740481C1C}">
+                          <a14:useLocalDpi xmlns:a14="http://schemas.microsoft.com/office/drawing/2010/main" val="0"/>
+                        </a:ext>
+                      </a:extLst>
+                    </a:blip>
+                    <a:stretch>
+                      <a:fillRect/>
+                    </a:stretch>
+                  </pic:blipFill>
+                  <pic:spPr>
+                    <a:xfrm>
+                      <a:off x="0" y="0"/>
+                      <a:ext cx="5731510" cy="6026150"/>
+                    </a:xfrm>
+                    <a:prstGeom prst="rect">
+                      <a:avLst/>
+                    </a:prstGeom>
+                  </pic:spPr>
+                </pic:pic>
+              </a:graphicData>
+            </a:graphic>
+          </wp:inline>
+        </w:drawing>
+      </w:r>
     </w:p>
     <w:p>
       <w:pPr>
@@ -1329,12 +1374,12 @@
         <w:tblLook w:val="04A0" w:firstRow="1" w:lastRow="0" w:firstColumn="1" w:lastColumn="0" w:noHBand="0" w:noVBand="1"/>
       </w:tblPr>
       <w:tblGrid>
-        <w:gridCol w:w="2467"/>
-        <w:gridCol w:w="1235"/>
-        <w:gridCol w:w="1223"/>
-        <w:gridCol w:w="1132"/>
-        <w:gridCol w:w="1286"/>
-        <w:gridCol w:w="1673"/>
+        <w:gridCol w:w="2466"/>
+        <w:gridCol w:w="1345"/>
+        <w:gridCol w:w="1338"/>
+        <w:gridCol w:w="1285"/>
+        <w:gridCol w:w="1376"/>
+        <w:gridCol w:w="1206"/>
       </w:tblGrid>
       <w:tr>
         <w:tc>
@@ -1393,13 +1438,8 @@
           </w:tcPr>
           <w:p>
             <w:r>
-              <w:t>Primary/</w:t>
-            </w:r>
-            <w:proofErr w:type="spellStart"/>
-            <w:r>
-              <w:t>Foregin</w:t>
-            </w:r>
-            <w:proofErr w:type="spellEnd"/>
+              <w:t>Key Type</w:t>
+            </w:r>
           </w:p>
         </w:tc>
       </w:tr>
@@ -1600,7 +1640,11 @@
           </w:tcPr>
           <w:p>
             <w:r>
-              <w:t xml:space="preserve">Email must have a valid structure, must include “@” symbol, must have a valid domain name, must be in the correct format. </w:t>
+              <w:t xml:space="preserve">Email must have a valid structure, must include “@” symbol, must have a </w:t>
+            </w:r>
+            <w:r>
+              <w:lastRenderedPageBreak/>
+              <w:t xml:space="preserve">valid domain name, must be in the correct format. </w:t>
             </w:r>
           </w:p>
         </w:tc>
@@ -2130,12 +2174,12 @@
         <w:tblLook w:val="04A0" w:firstRow="1" w:lastRow="0" w:firstColumn="1" w:lastColumn="0" w:noHBand="0" w:noVBand="1"/>
       </w:tblPr>
       <w:tblGrid>
-        <w:gridCol w:w="1466"/>
-        <w:gridCol w:w="1456"/>
-        <w:gridCol w:w="1475"/>
-        <w:gridCol w:w="1466"/>
-        <w:gridCol w:w="1480"/>
-        <w:gridCol w:w="1673"/>
+        <w:gridCol w:w="1502"/>
+        <w:gridCol w:w="1502"/>
+        <w:gridCol w:w="1503"/>
+        <w:gridCol w:w="1503"/>
+        <w:gridCol w:w="1503"/>
+        <w:gridCol w:w="1503"/>
       </w:tblGrid>
       <w:tr>
         <w:tc>
@@ -2194,13 +2238,8 @@
           </w:tcPr>
           <w:p>
             <w:r>
-              <w:t>Primary/</w:t>
-            </w:r>
-            <w:proofErr w:type="spellStart"/>
-            <w:r>
-              <w:t>Foregin</w:t>
-            </w:r>
-            <w:proofErr w:type="spellEnd"/>
+              <w:t>Key Type</w:t>
+            </w:r>
           </w:p>
         </w:tc>
       </w:tr>
@@ -2386,12 +2425,12 @@
         <w:tblLook w:val="04A0" w:firstRow="1" w:lastRow="0" w:firstColumn="1" w:lastColumn="0" w:noHBand="0" w:noVBand="1"/>
       </w:tblPr>
       <w:tblGrid>
-        <w:gridCol w:w="1918"/>
-        <w:gridCol w:w="1300"/>
-        <w:gridCol w:w="1380"/>
-        <w:gridCol w:w="1340"/>
-        <w:gridCol w:w="1405"/>
-        <w:gridCol w:w="1673"/>
+        <w:gridCol w:w="1917"/>
+        <w:gridCol w:w="1398"/>
+        <w:gridCol w:w="1440"/>
+        <w:gridCol w:w="1419"/>
+        <w:gridCol w:w="1453"/>
+        <w:gridCol w:w="1389"/>
       </w:tblGrid>
       <w:tr>
         <w:tc>
@@ -2450,13 +2489,8 @@
           </w:tcPr>
           <w:p>
             <w:r>
-              <w:t>Primary/</w:t>
-            </w:r>
-            <w:proofErr w:type="spellStart"/>
-            <w:r>
-              <w:t>Foregin</w:t>
-            </w:r>
-            <w:proofErr w:type="spellEnd"/>
+              <w:t>Key Type</w:t>
+            </w:r>
           </w:p>
         </w:tc>
       </w:tr>
@@ -2675,6 +2709,7 @@
       </w:pPr>
       <w:bookmarkStart w:id="4" w:name="_Toc224300091"/>
       <w:r>
+        <w:lastRenderedPageBreak/>
         <w:t>Flowcharts</w:t>
       </w:r>
       <w:bookmarkEnd w:id="4"/>
@@ -2713,7 +2748,7 @@
                     <pic:cNvPicPr/>
                   </pic:nvPicPr>
                   <pic:blipFill>
-                    <a:blip r:embed="rId5">
+                    <a:blip r:embed="rId6">
                       <a:extLst>
                         <a:ext uri="{28A0092B-C50C-407E-A947-70E740481C1C}">
                           <a14:useLocalDpi xmlns:a14="http://schemas.microsoft.com/office/drawing/2010/main" val="0"/>
@@ -2759,6 +2794,7 @@
       </w:pPr>
       <w:bookmarkStart w:id="6" w:name="_Toc224300093"/>
       <w:r>
+        <w:lastRenderedPageBreak/>
         <w:t>Register</w:t>
       </w:r>
       <w:bookmarkEnd w:id="6"/>
@@ -2784,7 +2820,7 @@
                     <pic:cNvPicPr/>
                   </pic:nvPicPr>
                   <pic:blipFill>
-                    <a:blip r:embed="rId6">
+                    <a:blip r:embed="rId7">
                       <a:extLst>
                         <a:ext uri="{28A0092B-C50C-407E-A947-70E740481C1C}">
                           <a14:useLocalDpi xmlns:a14="http://schemas.microsoft.com/office/drawing/2010/main" val="0"/>
@@ -2866,6 +2902,7 @@
         <w:rPr>
           <w:noProof/>
         </w:rPr>
+        <w:lastRenderedPageBreak/>
         <w:t>Place Order</w:t>
       </w:r>
       <w:bookmarkEnd w:id="7"/>
@@ -2891,7 +2928,7 @@
                     <pic:cNvPicPr/>
                   </pic:nvPicPr>
                   <pic:blipFill>
-                    <a:blip r:embed="rId7">
+                    <a:blip r:embed="rId8">
                       <a:extLst>
                         <a:ext uri="{28A0092B-C50C-407E-A947-70E740481C1C}">
                           <a14:useLocalDpi xmlns:a14="http://schemas.microsoft.com/office/drawing/2010/main" val="0"/>
@@ -2929,7 +2966,11 @@
         <w:t xml:space="preserve">first </w:t>
       </w:r>
       <w:r>
-        <w:t>be prompted to select products for their order</w:t>
+        <w:t xml:space="preserve">be prompted to select products for their </w:t>
+      </w:r>
+      <w:r>
+        <w:lastRenderedPageBreak/>
+        <w:t>order</w:t>
       </w:r>
       <w:r>
         <w:t xml:space="preserve">. They will then be asked to input their first and last name as well as a choice of delivery or collection. The system then checks which option the user has selected before proceeding to finalise the order. If the user has chosen delivery, the system will ask the user to input their delivery address, preferred delivery date, and delivery time slot. However, if the user selected collection the system will only ask for </w:t>
@@ -2944,6 +2985,7 @@
       </w:pPr>
       <w:bookmarkStart w:id="8" w:name="_Toc224300095"/>
       <w:r>
+        <w:lastRenderedPageBreak/>
         <w:t>Manage Account</w:t>
       </w:r>
       <w:bookmarkEnd w:id="8"/>
@@ -2969,7 +3011,7 @@
                     <pic:cNvPicPr/>
                   </pic:nvPicPr>
                   <pic:blipFill>
-                    <a:blip r:embed="rId8">
+                    <a:blip r:embed="rId9">
                       <a:extLst>
                         <a:ext uri="{28A0092B-C50C-407E-A947-70E740481C1C}">
                           <a14:useLocalDpi xmlns:a14="http://schemas.microsoft.com/office/drawing/2010/main" val="0"/>
@@ -3022,7 +3064,11 @@
         <w:t>After being directed to the accounts page, the system will display all of the user’s information, giving them the option to edit</w:t>
       </w:r>
       <w:r>
-        <w:t xml:space="preserve"> their account information. When the user selects a data field, they will be able to enter new data, once they have entered new information into the field, they are given the option to confirm their choices. After confirming the newly entered data, the system will ask the user to re-enter their current account password, if the password entered does not match the password linked to the account, the system will deny the change and ask the user to enter their password again. If the password matches the one saved to the user account, the system will verify that the data entered passes all validation checks before saving any valid data onto the database. </w:t>
+        <w:t xml:space="preserve"> their account </w:t>
+      </w:r>
+      <w:r>
+        <w:lastRenderedPageBreak/>
+        <w:t xml:space="preserve">information. When the user selects a data field, they will be able to enter new data, once they have entered new information into the field, they are given the option to confirm their choices. After confirming the newly entered data, the system will ask the user to re-enter their current account password, if the password entered does not match the password linked to the account, the system will deny the change and ask the user to enter their password again. If the password matches the one saved to the user account, the system will verify that the data entered passes all validation checks before saving any valid data onto the database. </w:t>
       </w:r>
     </w:p>
     <w:p>
@@ -3056,7 +3102,7 @@
                     <pic:cNvPicPr/>
                   </pic:nvPicPr>
                   <pic:blipFill>
-                    <a:blip r:embed="rId9">
+                    <a:blip r:embed="rId10">
                       <a:extLst>
                         <a:ext uri="{28A0092B-C50C-407E-A947-70E740481C1C}">
                           <a14:useLocalDpi xmlns:a14="http://schemas.microsoft.com/office/drawing/2010/main" val="0"/>
@@ -3092,7 +3138,11 @@
     </w:p>
     <w:p>
       <w:r>
-        <w:t xml:space="preserve">When attempting to access the orders page, the system will first check if the user is signed into a verified account, if the user is not, they will be redirected to the log-in page. If the user is already signed in, they will proceed to the orders page. After being directed to the orders page, the system will check if the user has made any orders on that account, if the user has not, they will be given a clear error message and will be given the option to make an order. If the user has made any orders, the user will be given the option to filter their order history, if the user chooses not to filter their orders, the system will output all order information for that user in </w:t>
+        <w:t xml:space="preserve">When attempting to access the orders page, the system will first check if the user is signed into a verified account, if the user is not, they will be redirected to the log-in page. If the user is already signed in, they will proceed to the orders page. After being directed to the orders page, the system will check if the user has made any orders on that account, if the user has not, they will be given a </w:t>
+      </w:r>
+      <w:r>
+        <w:lastRenderedPageBreak/>
+        <w:t xml:space="preserve">clear error message and will be given the option to make an order. If the user has made any orders, the user will be given the option to filter their order history, if the user chooses not to filter their orders, the system will output all order information for that user in </w:t>
       </w:r>
       <w:r>
         <w:t xml:space="preserve">order of date. If the user chooses to view past orders but they only have upcoming orders, they will be provided with a clear error message, and vice versa. Once the user has selected a valid filter, the system will output the order data that corresponds with the chosen field. </w:t>
@@ -3111,7 +3161,7 @@
 </file>
 
 <file path=word/styles.xml><?xml version="1.0" encoding="utf-8"?>
-<w:styles xmlns:mc="http://schemas.openxmlformats.org/markup-compatibility/2006" xmlns:r="http://schemas.openxmlformats.org/officeDocument/2006/relationships" xmlns:w="http://schemas.openxmlformats.org/wordprocessingml/2006/main" xmlns:w14="http://schemas.microsoft.com/office/word/2010/wordml" xmlns:w15="http://schemas.microsoft.com/office/word/2012/wordml" xmlns:w16cex="http://schemas.microsoft.com/office/word/2018/wordml/cex" xmlns:w16cid="http://schemas.microsoft.com/office/word/2016/wordml/cid" xmlns:w16="http://schemas.microsoft.com/office/word/2018/wordml" xmlns:w16sdtdh="http://schemas.microsoft.com/office/word/2020/wordml/sdtdatahash" xmlns:w16se="http://schemas.microsoft.com/office/word/2015/wordml/symex" mc:Ignorable="w14 w15 w16se w16cid w16 w16cex w16sdtdh">
+<w:styles xmlns:mc="http://schemas.openxmlformats.org/markup-compatibility/2006" xmlns:r="http://schemas.openxmlformats.org/officeDocument/2006/relationships" xmlns:w="http://schemas.openxmlformats.org/wordprocessingml/2006/main" xmlns:w14="http://schemas.microsoft.com/office/word/2010/wordml" xmlns:w15="http://schemas.microsoft.com/office/word/2012/wordml" xmlns:w16cex="http://schemas.microsoft.com/office/word/2018/wordml/cex" xmlns:w16cid="http://schemas.microsoft.com/office/word/2016/wordml/cid" xmlns:w16="http://schemas.microsoft.com/office/word/2018/wordml" xmlns:w16du="http://schemas.microsoft.com/office/word/2023/wordml/word16du" xmlns:w16sdtdh="http://schemas.microsoft.com/office/word/2020/wordml/sdtdatahash" xmlns:w16sdtfl="http://schemas.microsoft.com/office/word/2024/wordml/sdtformatlock" xmlns:w16se="http://schemas.microsoft.com/office/word/2015/wordml/symex" mc:Ignorable="w14 w15 w16se w16cid w16 w16cex w16sdtdh w16sdtfl w16du">
   <w:docDefaults>
     <w:rPrDefault>
       <w:rPr>
@@ -3739,7 +3789,7 @@
 </file>
 
 <file path=word/glossary/document.xml><?xml version="1.0" encoding="utf-8"?>
-<w:glossaryDocument xmlns:wpc="http://schemas.microsoft.com/office/word/2010/wordprocessingCanvas" xmlns:cx="http://schemas.microsoft.com/office/drawing/2014/chartex" xmlns:cx1="http://schemas.microsoft.com/office/drawing/2015/9/8/chartex" xmlns:cx2="http://schemas.microsoft.com/office/drawing/2015/10/21/chartex" xmlns:cx3="http://schemas.microsoft.com/office/drawing/2016/5/9/chartex" xmlns:cx4="http://schemas.microsoft.com/office/drawing/2016/5/10/chartex" xmlns:cx5="http://schemas.microsoft.com/office/drawing/2016/5/11/chartex" xmlns:cx6="http://schemas.microsoft.com/office/drawing/2016/5/12/chartex" xmlns:cx7="http://schemas.microsoft.com/office/drawing/2016/5/13/chartex" xmlns:cx8="http://schemas.microsoft.com/office/drawing/2016/5/14/chartex" xmlns:mc="http://schemas.openxmlformats.org/markup-compatibility/2006" xmlns:aink="http://schemas.microsoft.com/office/drawing/2016/ink" xmlns:am3d="http://schemas.microsoft.com/office/drawing/2017/model3d" xmlns:o="urn:schemas-microsoft-com:office:office" xmlns:r="http://schemas.openxmlformats.org/officeDocument/2006/relationships" xmlns:m="http://schemas.openxmlformats.org/officeDocument/2006/math" xmlns:v="urn:schemas-microsoft-com:vml" xmlns:wp14="http://schemas.microsoft.com/office/word/2010/wordprocessingDrawing" xmlns:wp="http://schemas.openxmlformats.org/drawingml/2006/wordprocessingDrawing" xmlns:w10="urn:schemas-microsoft-com:office:word" xmlns:w="http://schemas.openxmlformats.org/wordprocessingml/2006/main" xmlns:w14="http://schemas.microsoft.com/office/word/2010/wordml" xmlns:w15="http://schemas.microsoft.com/office/word/2012/wordml" xmlns:w16cex="http://schemas.microsoft.com/office/word/2018/wordml/cex" xmlns:w16cid="http://schemas.microsoft.com/office/word/2016/wordml/cid" xmlns:w16="http://schemas.microsoft.com/office/word/2018/wordml" xmlns:w16sdtdh="http://schemas.microsoft.com/office/word/2020/wordml/sdtdatahash" xmlns:w16se="http://schemas.microsoft.com/office/word/2015/wordml/symex" xmlns:wpg="http://schemas.microsoft.com/office/word/2010/wordprocessingGroup" xmlns:wpi="http://schemas.microsoft.com/office/word/2010/wordprocessingInk" xmlns:wne="http://schemas.microsoft.com/office/word/2006/wordml" xmlns:wps="http://schemas.microsoft.com/office/word/2010/wordprocessingShape" mc:Ignorable="w14 w15 w16se w16cid w16 w16cex w16sdtdh wp14">
+<w:glossaryDocument xmlns:wpc="http://schemas.microsoft.com/office/word/2010/wordprocessingCanvas" xmlns:cx="http://schemas.microsoft.com/office/drawing/2014/chartex" xmlns:cx1="http://schemas.microsoft.com/office/drawing/2015/9/8/chartex" xmlns:cx2="http://schemas.microsoft.com/office/drawing/2015/10/21/chartex" xmlns:cx3="http://schemas.microsoft.com/office/drawing/2016/5/9/chartex" xmlns:cx4="http://schemas.microsoft.com/office/drawing/2016/5/10/chartex" xmlns:cx5="http://schemas.microsoft.com/office/drawing/2016/5/11/chartex" xmlns:cx6="http://schemas.microsoft.com/office/drawing/2016/5/12/chartex" xmlns:cx7="http://schemas.microsoft.com/office/drawing/2016/5/13/chartex" xmlns:cx8="http://schemas.microsoft.com/office/drawing/2016/5/14/chartex" xmlns:mc="http://schemas.openxmlformats.org/markup-compatibility/2006" xmlns:aink="http://schemas.microsoft.com/office/drawing/2016/ink" xmlns:am3d="http://schemas.microsoft.com/office/drawing/2017/model3d" xmlns:o="urn:schemas-microsoft-com:office:office" xmlns:oel="http://schemas.microsoft.com/office/2019/extlst" xmlns:r="http://schemas.openxmlformats.org/officeDocument/2006/relationships" xmlns:m="http://schemas.openxmlformats.org/officeDocument/2006/math" xmlns:v="urn:schemas-microsoft-com:vml" xmlns:wp14="http://schemas.microsoft.com/office/word/2010/wordprocessingDrawing" xmlns:wp="http://schemas.openxmlformats.org/drawingml/2006/wordprocessingDrawing" xmlns:w10="urn:schemas-microsoft-com:office:word" xmlns:w="http://schemas.openxmlformats.org/wordprocessingml/2006/main" xmlns:w14="http://schemas.microsoft.com/office/word/2010/wordml" xmlns:w15="http://schemas.microsoft.com/office/word/2012/wordml" xmlns:w16cex="http://schemas.microsoft.com/office/word/2018/wordml/cex" xmlns:w16cid="http://schemas.microsoft.com/office/word/2016/wordml/cid" xmlns:w16="http://schemas.microsoft.com/office/word/2018/wordml" xmlns:w16du="http://schemas.microsoft.com/office/word/2023/wordml/word16du" xmlns:w16sdtdh="http://schemas.microsoft.com/office/word/2020/wordml/sdtdatahash" xmlns:w16sdtfl="http://schemas.microsoft.com/office/word/2024/wordml/sdtformatlock" xmlns:w16se="http://schemas.microsoft.com/office/word/2015/wordml/symex" xmlns:wpg="http://schemas.microsoft.com/office/word/2010/wordprocessingGroup" xmlns:wpi="http://schemas.microsoft.com/office/word/2010/wordprocessingInk" xmlns:wne="http://schemas.microsoft.com/office/word/2006/wordml" xmlns:wps="http://schemas.microsoft.com/office/word/2010/wordprocessingShape" mc:Ignorable="w14 w15 w16se w16cid w16 w16cex w16sdtdh w16sdtfl w16du wp14">
   <w:docParts>
     <w:docPart>
       <w:docPartPr>
@@ -3765,7 +3815,7 @@
             <w:rPr>
               <w:rFonts w:asciiTheme="majorHAnsi" w:eastAsiaTheme="majorEastAsia" w:hAnsiTheme="majorHAnsi" w:cstheme="majorBidi"/>
               <w:caps/>
-              <w:color w:val="4472C4" w:themeColor="accent1"/>
+              <w:color w:val="156082" w:themeColor="accent1"/>
               <w:sz w:val="80"/>
               <w:szCs w:val="80"/>
             </w:rPr>
@@ -3796,7 +3846,7 @@
           </w:pPr>
           <w:r>
             <w:rPr>
-              <w:color w:val="4472C4" w:themeColor="accent1"/>
+              <w:color w:val="156082" w:themeColor="accent1"/>
               <w:sz w:val="28"/>
               <w:szCs w:val="28"/>
             </w:rPr>
@@ -3810,7 +3860,7 @@
 </file>
 
 <file path=word/glossary/fontTable.xml><?xml version="1.0" encoding="utf-8"?>
-<w:fonts xmlns:mc="http://schemas.openxmlformats.org/markup-compatibility/2006" xmlns:r="http://schemas.openxmlformats.org/officeDocument/2006/relationships" xmlns:w="http://schemas.openxmlformats.org/wordprocessingml/2006/main" xmlns:w14="http://schemas.microsoft.com/office/word/2010/wordml" xmlns:w15="http://schemas.microsoft.com/office/word/2012/wordml" xmlns:w16cex="http://schemas.microsoft.com/office/word/2018/wordml/cex" xmlns:w16cid="http://schemas.microsoft.com/office/word/2016/wordml/cid" xmlns:w16="http://schemas.microsoft.com/office/word/2018/wordml" xmlns:w16sdtdh="http://schemas.microsoft.com/office/word/2020/wordml/sdtdatahash" xmlns:w16se="http://schemas.microsoft.com/office/word/2015/wordml/symex" mc:Ignorable="w14 w15 w16se w16cid w16 w16cex w16sdtdh">
+<w:fonts xmlns:mc="http://schemas.openxmlformats.org/markup-compatibility/2006" xmlns:r="http://schemas.openxmlformats.org/officeDocument/2006/relationships" xmlns:w="http://schemas.openxmlformats.org/wordprocessingml/2006/main" xmlns:w14="http://schemas.microsoft.com/office/word/2010/wordml" xmlns:w15="http://schemas.microsoft.com/office/word/2012/wordml" xmlns:w16cex="http://schemas.microsoft.com/office/word/2018/wordml/cex" xmlns:w16cid="http://schemas.microsoft.com/office/word/2016/wordml/cid" xmlns:w16="http://schemas.microsoft.com/office/word/2018/wordml" xmlns:w16du="http://schemas.microsoft.com/office/word/2023/wordml/word16du" xmlns:w16sdtdh="http://schemas.microsoft.com/office/word/2020/wordml/sdtdatahash" xmlns:w16sdtfl="http://schemas.microsoft.com/office/word/2024/wordml/sdtformatlock" xmlns:w16se="http://schemas.microsoft.com/office/word/2015/wordml/symex" mc:Ignorable="w14 w15 w16se w16cid w16 w16cex w16sdtdh w16sdtfl w16du">
   <w:font w:name="Calibri">
     <w:panose1 w:val="020F0502020204030204"/>
     <w:charset w:val="00"/>
@@ -3832,11 +3882,23 @@
     <w:pitch w:val="variable"/>
     <w:sig w:usb0="E4002EFF" w:usb1="C200247B" w:usb2="00000009" w:usb3="00000000" w:csb0="000001FF" w:csb1="00000000"/>
   </w:font>
+  <w:font w:name="Aptos">
+    <w:charset w:val="00"/>
+    <w:family w:val="swiss"/>
+    <w:pitch w:val="variable"/>
+    <w:sig w:usb0="20000287" w:usb1="00000003" w:usb2="00000000" w:usb3="00000000" w:csb0="0000019F" w:csb1="00000000"/>
+  </w:font>
+  <w:font w:name="Aptos Display">
+    <w:charset w:val="00"/>
+    <w:family w:val="swiss"/>
+    <w:pitch w:val="variable"/>
+    <w:sig w:usb0="20000287" w:usb1="00000003" w:usb2="00000000" w:usb3="00000000" w:csb0="0000019F" w:csb1="00000000"/>
+  </w:font>
 </w:fonts>
 </file>
 
 <file path=word/glossary/settings.xml><?xml version="1.0" encoding="utf-8"?>
-<w:settings xmlns:mc="http://schemas.openxmlformats.org/markup-compatibility/2006" xmlns:o="urn:schemas-microsoft-com:office:office" xmlns:r="http://schemas.openxmlformats.org/officeDocument/2006/relationships" xmlns:m="http://schemas.openxmlformats.org/officeDocument/2006/math" xmlns:v="urn:schemas-microsoft-com:vml" xmlns:w10="urn:schemas-microsoft-com:office:word" xmlns:w="http://schemas.openxmlformats.org/wordprocessingml/2006/main" xmlns:w14="http://schemas.microsoft.com/office/word/2010/wordml" xmlns:w15="http://schemas.microsoft.com/office/word/2012/wordml" xmlns:w16cex="http://schemas.microsoft.com/office/word/2018/wordml/cex" xmlns:w16cid="http://schemas.microsoft.com/office/word/2016/wordml/cid" xmlns:w16="http://schemas.microsoft.com/office/word/2018/wordml" xmlns:w16sdtdh="http://schemas.microsoft.com/office/word/2020/wordml/sdtdatahash" xmlns:w16se="http://schemas.microsoft.com/office/word/2015/wordml/symex" xmlns:sl="http://schemas.openxmlformats.org/schemaLibrary/2006/main" mc:Ignorable="w14 w15 w16se w16cid w16 w16cex w16sdtdh">
+<w:settings xmlns:mc="http://schemas.openxmlformats.org/markup-compatibility/2006" xmlns:o="urn:schemas-microsoft-com:office:office" xmlns:r="http://schemas.openxmlformats.org/officeDocument/2006/relationships" xmlns:m="http://schemas.openxmlformats.org/officeDocument/2006/math" xmlns:v="urn:schemas-microsoft-com:vml" xmlns:w10="urn:schemas-microsoft-com:office:word" xmlns:w="http://schemas.openxmlformats.org/wordprocessingml/2006/main" xmlns:w14="http://schemas.microsoft.com/office/word/2010/wordml" xmlns:w15="http://schemas.microsoft.com/office/word/2012/wordml" xmlns:w16cex="http://schemas.microsoft.com/office/word/2018/wordml/cex" xmlns:w16cid="http://schemas.microsoft.com/office/word/2016/wordml/cid" xmlns:w16="http://schemas.microsoft.com/office/word/2018/wordml" xmlns:w16du="http://schemas.microsoft.com/office/word/2023/wordml/word16du" xmlns:w16sdtdh="http://schemas.microsoft.com/office/word/2020/wordml/sdtdatahash" xmlns:w16sdtfl="http://schemas.microsoft.com/office/word/2024/wordml/sdtformatlock" xmlns:w16se="http://schemas.microsoft.com/office/word/2015/wordml/symex" xmlns:sl="http://schemas.openxmlformats.org/schemaLibrary/2006/main" mc:Ignorable="w14 w15 w16se w16cid w16 w16cex w16sdtdh w16sdtfl w16du">
   <w:view w:val="normal"/>
   <w:defaultTabStop w:val="720"/>
   <w:characterSpacingControl w:val="doNotCompress"/>
@@ -3851,6 +3913,8 @@
   </w:compat>
   <w:rsids>
     <w:rsidRoot w:val="00DC1964"/>
+    <w:rsid w:val="00330A05"/>
+    <w:rsid w:val="00465693"/>
     <w:rsid w:val="00BE5FE1"/>
     <w:rsid w:val="00DC1964"/>
   </w:rsids>
@@ -3876,7 +3940,7 @@
 </file>
 
 <file path=word/glossary/styles.xml><?xml version="1.0" encoding="utf-8"?>
-<w:styles xmlns:mc="http://schemas.openxmlformats.org/markup-compatibility/2006" xmlns:r="http://schemas.openxmlformats.org/officeDocument/2006/relationships" xmlns:w="http://schemas.openxmlformats.org/wordprocessingml/2006/main" xmlns:w14="http://schemas.microsoft.com/office/word/2010/wordml" xmlns:w15="http://schemas.microsoft.com/office/word/2012/wordml" xmlns:w16cex="http://schemas.microsoft.com/office/word/2018/wordml/cex" xmlns:w16cid="http://schemas.microsoft.com/office/word/2016/wordml/cid" xmlns:w16="http://schemas.microsoft.com/office/word/2018/wordml" xmlns:w16sdtdh="http://schemas.microsoft.com/office/word/2020/wordml/sdtdatahash" xmlns:w16se="http://schemas.microsoft.com/office/word/2015/wordml/symex" mc:Ignorable="w14 w15 w16se w16cid w16 w16cex w16sdtdh">
+<w:styles xmlns:mc="http://schemas.openxmlformats.org/markup-compatibility/2006" xmlns:r="http://schemas.openxmlformats.org/officeDocument/2006/relationships" xmlns:w="http://schemas.openxmlformats.org/wordprocessingml/2006/main" xmlns:w14="http://schemas.microsoft.com/office/word/2010/wordml" xmlns:w15="http://schemas.microsoft.com/office/word/2012/wordml" xmlns:w16cex="http://schemas.microsoft.com/office/word/2018/wordml/cex" xmlns:w16cid="http://schemas.microsoft.com/office/word/2016/wordml/cid" xmlns:w16="http://schemas.microsoft.com/office/word/2018/wordml" xmlns:w16du="http://schemas.microsoft.com/office/word/2023/wordml/word16du" xmlns:w16sdtdh="http://schemas.microsoft.com/office/word/2020/wordml/sdtdatahash" xmlns:w16sdtfl="http://schemas.microsoft.com/office/word/2024/wordml/sdtformatlock" xmlns:w16se="http://schemas.microsoft.com/office/word/2015/wordml/symex" mc:Ignorable="w14 w15 w16se w16cid w16 w16cex w16sdtdh w16sdtfl w16du">
   <w:docDefaults>
     <w:rPrDefault>
       <w:rPr>
@@ -4313,7 +4377,7 @@
 </file>
 
 <file path=word/glossary/webSettings.xml><?xml version="1.0" encoding="utf-8"?>
-<w:webSettings xmlns:mc="http://schemas.openxmlformats.org/markup-compatibility/2006" xmlns:r="http://schemas.openxmlformats.org/officeDocument/2006/relationships" xmlns:w="http://schemas.openxmlformats.org/wordprocessingml/2006/main" xmlns:w14="http://schemas.microsoft.com/office/word/2010/wordml" xmlns:w15="http://schemas.microsoft.com/office/word/2012/wordml" xmlns:w16cex="http://schemas.microsoft.com/office/word/2018/wordml/cex" xmlns:w16cid="http://schemas.microsoft.com/office/word/2016/wordml/cid" xmlns:w16="http://schemas.microsoft.com/office/word/2018/wordml" xmlns:w16sdtdh="http://schemas.microsoft.com/office/word/2020/wordml/sdtdatahash" xmlns:w16se="http://schemas.microsoft.com/office/word/2015/wordml/symex" mc:Ignorable="w14 w15 w16se w16cid w16 w16cex w16sdtdh">
+<w:webSettings xmlns:mc="http://schemas.openxmlformats.org/markup-compatibility/2006" xmlns:r="http://schemas.openxmlformats.org/officeDocument/2006/relationships" xmlns:w="http://schemas.openxmlformats.org/wordprocessingml/2006/main" xmlns:w14="http://schemas.microsoft.com/office/word/2010/wordml" xmlns:w15="http://schemas.microsoft.com/office/word/2012/wordml" xmlns:w16cex="http://schemas.microsoft.com/office/word/2018/wordml/cex" xmlns:w16cid="http://schemas.microsoft.com/office/word/2016/wordml/cid" xmlns:w16="http://schemas.microsoft.com/office/word/2018/wordml" xmlns:w16du="http://schemas.microsoft.com/office/word/2023/wordml/word16du" xmlns:w16sdtdh="http://schemas.microsoft.com/office/word/2020/wordml/sdtdatahash" xmlns:w16sdtfl="http://schemas.microsoft.com/office/word/2024/wordml/sdtformatlock" xmlns:w16se="http://schemas.microsoft.com/office/word/2015/wordml/symex" mc:Ignorable="w14 w15 w16se w16cid w16 w16cex w16sdtdh w16sdtfl w16du">
   <w:optimizeForBrowser/>
   <w:allowPNG/>
 </w:webSettings>
